--- a/az/scientists/CV/Word/Gayibli_Khagani_CV_AZ.docx
+++ b/az/scientists/CV/Word/Gayibli_Khagani_CV_AZ.docx
@@ -439,7 +439,7 @@
           <w:sz w:val="21"/>
           <w:szCs w:val="21"/>
         </w:rPr>
-        <w:t>Xaqani Qayıblı 1998-ci ildən Tartu Universitetində Türk Dili Mərkəzinin müdiridir. 2008–2011-ci illərdə Tartu Universitetində tarix üzrə PhD, 2003–2005-ci illərdə ural dilləri üzrə MA dərəcəsi alıb. 1994-cü ildən Estoniya-Azərbaycan Cəmiyyətinin sədri, 2001-ci ildən Dünya Azərbaycanlıları Konqresinin idarə heyətinin üzvü və sədr müavinidir. CV-də esse, şeir və türkcə-estonica dil vəsaitləri, həmçinin tərcümələr göstərilir. 21 aprel 2022-ci ildə Tərəqqi medalı ilə təltif olunub.</w:t>
+        <w:t>Xaqani Qayıblı 1998-ci ildən Tartu Universitetində Türk Dili Mərkəzinin müdiridir. 2008–2011-ci illərdə Tartu Universitetində tarix üzrə PhD, 2003–2005-ci illərdə ural dilləri üzrə MA dərəcəsi alıb. 1994-cü ildən Estoniya-Azərbaycan Cəmiyyətinin sədri, 2001-ci ildən Dünya Azərbaycanlıları Konqresinin idarə heyətinin üzvü və sədr müavinidir. esse, şeir və türkcə-estonica dil vəsaitləri, həmçinin tərcümələr göstərilir. 21 aprel 2022-ci ildə Tərəqqi medalı ilə təltif olunub.</w:t>
       </w:r>
     </w:p>
     <w:p>
